--- a/dicomhdr-user-manual.docx
+++ b/dicomhdr-user-manual.docx
@@ -12,7 +12,7 @@
     </w:p>
     <w:p>
       <w:r>
-        <w:t xml:space="preserve">Version 1.0.1</w:t>
+        <w:t>Version 1.0.2</w:t>
       </w:r>
     </w:p>
     <w:p/>
@@ -2182,7 +2182,7 @@
           <w:b/>
           <w:bCs/>
         </w:rPr>
-        <w:t xml:space="preserve">v1.0.1</w:t>
+        <w:t>v1.0.2</w:t>
       </w:r>
       <w:r>
         <w:t xml:space="preserve"> when no files are loaded. After files have been opened, this changes to </w:t>
@@ -5582,6 +5582,264 @@
       </w:tr>
     </w:tbl>
     <w:p/>
+    <w:p>
+      <w:pPr>
+        <w:pStyle w:val="Heading1"/>
+      </w:pPr>
+      <w:r>
+        <w:t>Appendix C: Credits and Acknowledgements</w:t>
+      </w:r>
+    </w:p>
+    <w:p>
+      <w:pPr>
+        <w:pStyle w:val="Heading2"/>
+      </w:pPr>
+      <w:r>
+        <w:t>Developer</w:t>
+      </w:r>
+    </w:p>
+    <w:p>
+      <w:r>
+        <w:t>dicomhdr was written by Jeffrey Leal (jeffrey.leal@gmail.com, https://github.com/jeffrey-leal).</w:t>
+      </w:r>
+    </w:p>
+    <w:p>
+      <w:pPr>
+        <w:pStyle w:val="Heading2"/>
+      </w:pPr>
+      <w:r>
+        <w:t>AI Assistance</w:t>
+      </w:r>
+    </w:p>
+    <w:p>
+      <w:r>
+        <w:t>This application was designed and developed with the assistance of Claude Sonnet 4.6, an AI assistant created by Anthropic (https://anthropic.com). Architecture planning, code generation, DICOM standard research, and documentation were produced in collaboration with Claude Code.</w:t>
+      </w:r>
+    </w:p>
+    <w:p>
+      <w:pPr>
+        <w:pStyle w:val="Heading2"/>
+      </w:pPr>
+      <w:r>
+        <w:t>DICOM Standard Reference</w:t>
+      </w:r>
+    </w:p>
+    <w:p>
+      <w:r>
+        <w:t>Implementation follows the DICOM Standard published by NEMA: DICOM PS3 (2024b) — https://dicom.nema.org/medical/dicom/current</w:t>
+      </w:r>
+    </w:p>
+    <w:p>
+      <w:pPr>
+        <w:pStyle w:val="Heading2"/>
+      </w:pPr>
+      <w:r>
+        <w:t>Open-Source Libraries</w:t>
+      </w:r>
+    </w:p>
+    <w:p>
+      <w:r>
+        <w:t>dicomhdr is built on the following open-source projects:</w:t>
+      </w:r>
+    </w:p>
+    <w:tbl>
+      <w:tblPr>
+        <w:tblStyle w:val="TableGrid"/>
+        <w:tblW w:type="auto" w:w="0"/>
+        <w:tblLook w:firstColumn="1" w:firstRow="1" w:lastColumn="0" w:lastRow="0" w:noHBand="0" w:noVBand="1" w:val="04A0"/>
+      </w:tblPr>
+      <w:tblGrid>
+        <w:gridCol w:w="2340"/>
+        <w:gridCol w:w="2340"/>
+        <w:gridCol w:w="2340"/>
+        <w:gridCol w:w="2340"/>
+      </w:tblGrid>
+      <w:tr>
+        <w:tc>
+          <w:tcPr>
+            <w:tcW w:type="dxa" w:w="2340"/>
+          </w:tcPr>
+          <w:p>
+            <w:r>
+              <w:rPr>
+                <w:b/>
+              </w:rPr>
+              <w:t>Library</w:t>
+            </w:r>
+          </w:p>
+        </w:tc>
+        <w:tc>
+          <w:tcPr>
+            <w:tcW w:type="dxa" w:w="2340"/>
+          </w:tcPr>
+          <w:p>
+            <w:r>
+              <w:rPr>
+                <w:b/>
+              </w:rPr>
+              <w:t>Repository</w:t>
+            </w:r>
+          </w:p>
+        </w:tc>
+        <w:tc>
+          <w:tcPr>
+            <w:tcW w:type="dxa" w:w="2340"/>
+          </w:tcPr>
+          <w:p>
+            <w:r>
+              <w:rPr>
+                <w:b/>
+              </w:rPr>
+              <w:t>Licence</w:t>
+            </w:r>
+          </w:p>
+        </w:tc>
+        <w:tc>
+          <w:tcPr>
+            <w:tcW w:type="dxa" w:w="2340"/>
+          </w:tcPr>
+          <w:p>
+            <w:r>
+              <w:rPr>
+                <w:b/>
+              </w:rPr>
+              <w:t>Purpose</w:t>
+            </w:r>
+          </w:p>
+        </w:tc>
+      </w:tr>
+      <w:tr>
+        <w:tc>
+          <w:tcPr>
+            <w:tcW w:type="dxa" w:w="2340"/>
+          </w:tcPr>
+          <w:p>
+            <w:r>
+              <w:t>fyne.io/fyne/v2  v2.7.3</w:t>
+            </w:r>
+          </w:p>
+        </w:tc>
+        <w:tc>
+          <w:tcPr>
+            <w:tcW w:type="dxa" w:w="2340"/>
+          </w:tcPr>
+          <w:p>
+            <w:r>
+              <w:t>fyne.io/fyne/v2</w:t>
+            </w:r>
+          </w:p>
+        </w:tc>
+        <w:tc>
+          <w:tcPr>
+            <w:tcW w:type="dxa" w:w="2340"/>
+          </w:tcPr>
+          <w:p>
+            <w:r>
+              <w:t>BSD 3-Clause</w:t>
+            </w:r>
+          </w:p>
+        </w:tc>
+        <w:tc>
+          <w:tcPr>
+            <w:tcW w:type="dxa" w:w="2340"/>
+          </w:tcPr>
+          <w:p>
+            <w:r>
+              <w:t>GUI framework</w:t>
+            </w:r>
+          </w:p>
+        </w:tc>
+      </w:tr>
+      <w:tr>
+        <w:tc>
+          <w:tcPr>
+            <w:tcW w:type="dxa" w:w="2340"/>
+          </w:tcPr>
+          <w:p>
+            <w:r>
+              <w:t>suyashkumar/dicom  v1.1.0</w:t>
+            </w:r>
+          </w:p>
+        </w:tc>
+        <w:tc>
+          <w:tcPr>
+            <w:tcW w:type="dxa" w:w="2340"/>
+          </w:tcPr>
+          <w:p>
+            <w:r>
+              <w:t>github.com/suyashkumar/dicom</w:t>
+            </w:r>
+          </w:p>
+        </w:tc>
+        <w:tc>
+          <w:tcPr>
+            <w:tcW w:type="dxa" w:w="2340"/>
+          </w:tcPr>
+          <w:p>
+            <w:r>
+              <w:t>MIT</w:t>
+            </w:r>
+          </w:p>
+        </w:tc>
+        <w:tc>
+          <w:tcPr>
+            <w:tcW w:type="dxa" w:w="2340"/>
+          </w:tcPr>
+          <w:p>
+            <w:r>
+              <w:t>DICOM file parsing and data dictionary</w:t>
+            </w:r>
+          </w:p>
+        </w:tc>
+      </w:tr>
+      <w:tr>
+        <w:tc>
+          <w:tcPr>
+            <w:tcW w:type="dxa" w:w="2340"/>
+          </w:tcPr>
+          <w:p>
+            <w:r>
+              <w:t>sqweek/dialog</w:t>
+            </w:r>
+          </w:p>
+        </w:tc>
+        <w:tc>
+          <w:tcPr>
+            <w:tcW w:type="dxa" w:w="2340"/>
+          </w:tcPr>
+          <w:p>
+            <w:r>
+              <w:t>github.com/sqweek/dialog</w:t>
+            </w:r>
+          </w:p>
+        </w:tc>
+        <w:tc>
+          <w:tcPr>
+            <w:tcW w:type="dxa" w:w="2340"/>
+          </w:tcPr>
+          <w:p>
+            <w:r>
+              <w:t>ISC</w:t>
+            </w:r>
+          </w:p>
+        </w:tc>
+        <w:tc>
+          <w:tcPr>
+            <w:tcW w:type="dxa" w:w="2340"/>
+          </w:tcPr>
+          <w:p>
+            <w:r>
+              <w:t>Native Windows file/folder picker dialogs</w:t>
+            </w:r>
+          </w:p>
+        </w:tc>
+      </w:tr>
+    </w:tbl>
+    <w:p>
+      <w:r>
+        <w:t>All libraries are used under their respective open-source licences.</w:t>
+      </w:r>
+    </w:p>
     <w:sectPr>
       <w:pgSz w:w="12240" w:h="15840"/>
       <w:pgMar w:top="1440" w:right="1440" w:bottom="1440" w:left="1440" w:header="708" w:footer="708" w:gutter="0"/>

--- a/dicomhdr-user-manual.docx
+++ b/dicomhdr-user-manual.docx
@@ -12,7 +12,7 @@
     </w:p>
     <w:p>
       <w:r>
-        <w:t>Version 1.0.2</w:t>
+        <w:t>Version 1.0.5</w:t>
       </w:r>
     </w:p>
     <w:p/>
@@ -269,6 +269,44 @@
     <w:p/>
     <w:p>
       <w:pPr>
+        <w:pStyle w:val="Heading2"/>
+      </w:pPr>
+      <w:r>
+        <w:t>3.5 Parsing Behaviour</w:t>
+      </w:r>
+    </w:p>
+    <w:p>
+      <w:pPr/>
+      <w:r>
+        <w:t>To keep loading fast and resilient, dicomhdr reads only the header of each DICOM file:</w:t>
+      </w:r>
+    </w:p>
+    <w:p>
+      <w:pPr/>
+      <w:r>
+        <w:t>Pixel data is not read. Because dicomhdr inspects headers and never displays image content, the pixel-data payload — usually the largest part of an image file — is skipped during parsing. This makes loading large studies substantially faster and greatly reduces memory use. The Pixel Data tag (7FE0,0010) still appears in the tree, with its value shown as [pixel data — not read].</w:t>
+      </w:r>
+    </w:p>
+    <w:p>
+      <w:pPr/>
+      <w:r>
+        <w:t>Slightly malformed files are tolerated. Files with a mismatched pixel-data length, a missing file-meta group-length element, or an unrecognised specific character set are loaded rather than rejected outright.</w:t>
+      </w:r>
+    </w:p>
+    <w:p>
+      <w:pPr/>
+      <w:r>
+        <w:t>A corrupt file cannot crash the application. Each file is parsed defensively. If parsing fails — even on severely malformed input — that file is recorded in the load-error log (see 3.4 Load Errors) and the remaining files continue to load.</w:t>
+      </w:r>
+    </w:p>
+    <w:p>
+      <w:pPr/>
+      <w:r>
+        <w:t>One load runs at a time. While a file, folder, or drag-and-drop load is in progress, starting another shows a Busy notice; wait for the current load to finish before beginning the next.</w:t>
+      </w:r>
+    </w:p>
+    <w:p>
+      <w:pPr>
         <w:pStyle w:val="Heading1"/>
       </w:pPr>
       <w:r>
@@ -291,7 +329,7 @@
     <w:p/>
     <w:p>
       <w:r>
-        <w:t xml:space="preserve">Loaded files are organised hierarchically under four structural levels: Patient &gt; Study &gt; Series &gt; Instance. Each instance node contains the DICOM tags from that file.</w:t>
+        <w:t>Loaded files are organised hierarchically under four structural levels: Patient &gt; Study &gt; Series &gt; Instance. Each instance node contains the DICOM tags from that file. Instance nodes are labelled by their position within the series: dicomhdr determines the image plane from Image Orientation Patient (0020,0037) and shows the matching coordinate from Image Position Patient (0020,0032) — labelled Axial location, Sagittal location, or Coronal location accordingly. When orientation information is unavailable it falls back to Slice Location (0020,1041), and finally to Instance Number (0020,0013).</w:t>
       </w:r>
     </w:p>
     <w:p/>
@@ -2182,7 +2220,7 @@
           <w:b/>
           <w:bCs/>
         </w:rPr>
-        <w:t>v1.0.2</w:t>
+        <w:t>v1.0.5</w:t>
       </w:r>
       <w:r>
         <w:t xml:space="preserve"> when no files are loaded. After files have been opened, this changes to </w:t>
@@ -2250,11 +2288,9 @@
           <w:b/>
           <w:bCs/>
         </w:rPr>
-        <w:t xml:space="preserve">Progress bar</w:t>
-      </w:r>
-      <w:r>
-        <w:t xml:space="preserve"> — appears below the status text during folder loads. It advances from 0% to 100% as each file is parsed and disappears when the load is complete. The progress bar is not shown for single-file loads or drag-and-drop of individual files.</w:t>
-      </w:r>
+        <w:t>Progress bar – an animated progress bar appears below the status text during folder loads and disappears when the load is complete. Files are added to the tree as they are parsed, so rows appear while the folder is still loading; the Files loaded: N count to the left reports progress. The progress bar is not shown for single-file loads or drag-and-drop of individual files.</w:t>
+      </w:r>
+      <w:r/>
     </w:p>
     <w:p/>
     <w:p>

--- a/dicomhdr-user-manual.docx
+++ b/dicomhdr-user-manual.docx
@@ -12,7 +12,7 @@
     </w:p>
     <w:p>
       <w:r>
-        <w:t>Version 1.0.5</w:t>
+        <w:t>Version 1.0.6</w:t>
       </w:r>
     </w:p>
     <w:p/>
@@ -2220,7 +2220,7 @@
           <w:b/>
           <w:bCs/>
         </w:rPr>
-        <w:t>v1.0.5</w:t>
+        <w:t>v1.0.6</w:t>
       </w:r>
       <w:r>
         <w:t xml:space="preserve"> when no files are loaded. After files have been opened, this changes to </w:t>

--- a/dicomhdr-user-manual.docx
+++ b/dicomhdr-user-manual.docx
@@ -4,18 +4,142 @@
   <w:body>
     <w:p>
       <w:pPr>
-        <w:pStyle w:val="Heading1"/>
-      </w:pPr>
-      <w:r>
-        <w:t xml:space="preserve">dicomhdr User Manual</w:t>
-      </w:r>
-    </w:p>
-    <w:p>
-      <w:r>
-        <w:t>Version 1.0.6</w:t>
-      </w:r>
-    </w:p>
-    <w:p/>
+        <w:jc w:val="center"/>
+      </w:pPr>
+      <w:r>
+        <w:drawing>
+          <wp:inline xmlns:wp="http://schemas.openxmlformats.org/drawingml/2006/wordprocessingDrawing" xmlns:a="http://schemas.openxmlformats.org/drawingml/2006/main" xmlns:pic="http://schemas.openxmlformats.org/drawingml/2006/picture">
+            <wp:extent cx="2286000" cy="2286000"/>
+            <wp:docPr id="1" name="Picture 1"/>
+            <wp:cNvGraphicFramePr>
+              <a:graphicFrameLocks noChangeAspect="1"/>
+            </wp:cNvGraphicFramePr>
+            <a:graphic>
+              <a:graphicData uri="http://schemas.openxmlformats.org/drawingml/2006/picture">
+                <pic:pic>
+                  <pic:nvPicPr>
+                    <pic:cNvPr id="0" name="DICOMHdr Logo.png"/>
+                    <pic:cNvPicPr/>
+                  </pic:nvPicPr>
+                  <pic:blipFill>
+                    <a:blip r:embed="rId4"/>
+                    <a:stretch>
+                      <a:fillRect/>
+                    </a:stretch>
+                  </pic:blipFill>
+                  <pic:spPr>
+                    <a:xfrm>
+                      <a:off x="0" y="0"/>
+                      <a:ext cx="2286000" cy="2286000"/>
+                    </a:xfrm>
+                    <a:prstGeom prst="rect"/>
+                  </pic:spPr>
+                </pic:pic>
+              </a:graphicData>
+            </a:graphic>
+          </wp:inline>
+        </w:drawing>
+      </w:r>
+    </w:p>
+    <w:p>
+      <w:pPr>
+        <w:jc w:val="center"/>
+      </w:pPr>
+      <w:r>
+        <w:rPr>
+          <w:b/>
+          <w:sz w:val="72"/>
+        </w:rPr>
+        <w:t>dicomhdr</w:t>
+      </w:r>
+    </w:p>
+    <w:p>
+      <w:pPr>
+        <w:jc w:val="center"/>
+      </w:pPr>
+      <w:r>
+        <w:rPr>
+          <w:b w:val="0"/>
+          <w:sz w:val="32"/>
+        </w:rPr>
+        <w:t>User Manual  v1.0.6</w:t>
+      </w:r>
+    </w:p>
+    <w:p>
+      <w:pPr>
+        <w:jc w:val="center"/>
+      </w:pPr>
+      <w:r>
+        <w:rPr>
+          <w:b w:val="0"/>
+          <w:sz w:val="24"/>
+        </w:rPr>
+        <w:t>June 4, 2026</w:t>
+      </w:r>
+    </w:p>
+    <w:p>
+      <w:pPr>
+        <w:jc w:val="center"/>
+      </w:pPr>
+      <w:r>
+        <w:rPr>
+          <w:b w:val="0"/>
+        </w:rPr>
+        <w:t>A Windows desktop application for inspecting DICOM medical imaging files.</w:t>
+      </w:r>
+    </w:p>
+    <w:p>
+      <w:pPr>
+        <w:jc w:val="center"/>
+        <w:sectPr>
+          <w:pgSz w:w="12240" w:h="15840"/>
+          <w:pgMar w:top="1440" w:right="1440" w:bottom="1440" w:left="1440" w:header="708" w:footer="708" w:gutter="0"/>
+          <w:vAlign w:val="center"/>
+        </w:sectPr>
+      </w:pPr>
+      <w:r>
+        <w:rPr>
+          <w:sz w:val="20"/>
+        </w:rPr>
+        <w:t>Image Response Assessment Team (IRAT)</w:t>
+      </w:r>
+      <w:r>
+        <w:br/>
+      </w:r>
+      <w:r>
+        <w:rPr>
+          <w:sz w:val="20"/>
+        </w:rPr>
+        <w:t>550 North Broadway, Suite 300</w:t>
+      </w:r>
+      <w:r>
+        <w:br/>
+      </w:r>
+      <w:r>
+        <w:rPr>
+          <w:sz w:val="20"/>
+        </w:rPr>
+        <w:t>The Sidney Kimmel Comprehensive Cancer Center</w:t>
+      </w:r>
+      <w:r>
+        <w:br/>
+      </w:r>
+      <w:r>
+        <w:rPr>
+          <w:sz w:val="20"/>
+        </w:rPr>
+        <w:t>The Johns Hopkins University School of Medicine</w:t>
+      </w:r>
+      <w:r>
+        <w:br/>
+      </w:r>
+      <w:r>
+        <w:rPr>
+          <w:sz w:val="20"/>
+        </w:rPr>
+        <w:t>Baltimore, MD 21205</w:t>
+      </w:r>
+    </w:p>
     <w:p>
       <w:pPr>
         <w:pStyle w:val="Heading1"/>
@@ -5877,11 +6001,68 @@
       </w:r>
     </w:p>
     <w:sectPr>
+      <w:headerReference w:type="default" r:id="rId5"/>
+      <w:footerReference w:type="default" r:id="rId6"/>
       <w:pgSz w:w="12240" w:h="15840"/>
       <w:pgMar w:top="1440" w:right="1440" w:bottom="1440" w:left="1440" w:header="708" w:footer="708" w:gutter="0"/>
     </w:sectPr>
   </w:body>
 </w:document>
+</file>
+
+<file path=word/footer1.xml><?xml version="1.0" encoding="utf-8"?>
+<w:ftr xmlns:m="http://schemas.openxmlformats.org/officeDocument/2006/math" xmlns:mc="http://schemas.openxmlformats.org/markup-compatibility/2006" xmlns:mo="http://schemas.microsoft.com/office/mac/office/2008/main" xmlns:mv="urn:schemas-microsoft-com:mac:vml" xmlns:o="urn:schemas-microsoft-com:office:office" xmlns:r="http://schemas.openxmlformats.org/officeDocument/2006/relationships" xmlns:v="urn:schemas-microsoft-com:vml" xmlns:w10="urn:schemas-microsoft-com:office:word" xmlns:w14="http://schemas.microsoft.com/office/word/2010/wordml" xmlns:w="http://schemas.openxmlformats.org/wordprocessingml/2006/main" xmlns:wne="http://schemas.microsoft.com/office/word/2006/wordml" xmlns:wp14="http://schemas.microsoft.com/office/word/2010/wordprocessingDrawing" xmlns:wp="http://schemas.openxmlformats.org/drawingml/2006/wordprocessingDrawing" xmlns:wpc="http://schemas.microsoft.com/office/word/2010/wordprocessingCanvas" xmlns:wpg="http://schemas.microsoft.com/office/word/2010/wordprocessingGroup" xmlns:wpi="http://schemas.microsoft.com/office/word/2010/wordprocessingInk" xmlns:wps="http://schemas.microsoft.com/office/word/2010/wordprocessingShape" mc:Ignorable="w14 wp14">
+  <w:p>
+    <w:pPr>
+      <w:pBdr>
+        <w:top w:val="single" w:sz="6" w:space="1" w:color="auto"/>
+      </w:pBdr>
+      <w:spacing w:after="0"/>
+      <w:jc w:val="left"/>
+    </w:pPr>
+    <w:r>
+      <w:rPr>
+        <w:sz w:val="16"/>
+        <w:szCs w:val="16"/>
+      </w:rPr>
+      <w:t>The IRAT Lab is supported by the National Institutes of Health/The National Cancer Institute P30CA006973</w:t>
+    </w:r>
+  </w:p>
+</w:ftr>
+</file>
+
+<file path=word/header1.xml><?xml version="1.0" encoding="utf-8"?>
+<w:hdr xmlns:m="http://schemas.openxmlformats.org/officeDocument/2006/math" xmlns:mc="http://schemas.openxmlformats.org/markup-compatibility/2006" xmlns:mo="http://schemas.microsoft.com/office/mac/office/2008/main" xmlns:mv="urn:schemas-microsoft-com:mac:vml" xmlns:o="urn:schemas-microsoft-com:office:office" xmlns:r="http://schemas.openxmlformats.org/officeDocument/2006/relationships" xmlns:v="urn:schemas-microsoft-com:vml" xmlns:w10="urn:schemas-microsoft-com:office:word" xmlns:w14="http://schemas.microsoft.com/office/word/2010/wordml" xmlns:w="http://schemas.openxmlformats.org/wordprocessingml/2006/main" xmlns:wne="http://schemas.microsoft.com/office/word/2006/wordml" xmlns:wp14="http://schemas.microsoft.com/office/word/2010/wordprocessingDrawing" xmlns:wp="http://schemas.openxmlformats.org/drawingml/2006/wordprocessingDrawing" xmlns:wpc="http://schemas.microsoft.com/office/word/2010/wordprocessingCanvas" xmlns:wpg="http://schemas.microsoft.com/office/word/2010/wordprocessingGroup" xmlns:wpi="http://schemas.microsoft.com/office/word/2010/wordprocessingInk" xmlns:wps="http://schemas.microsoft.com/office/word/2010/wordprocessingShape" mc:Ignorable="w14 wp14">
+  <w:p>
+    <w:pPr>
+      <w:pBdr>
+        <w:bottom w:val="single" w:sz="6" w:space="1" w:color="auto"/>
+      </w:pBdr>
+      <w:tabs>
+        <w:tab w:val="right" w:pos="9360"/>
+      </w:tabs>
+      <w:spacing w:after="0"/>
+    </w:pPr>
+    <w:r>
+      <w:t xml:space="preserve">dicomhdr</w:t>
+    </w:r>
+    <w:r>
+      <w:tab/>
+    </w:r>
+    <w:r>
+      <w:t xml:space="preserve">Page: </w:t>
+    </w:r>
+    <w:r>
+      <w:fldChar w:fldCharType="begin"/>
+    </w:r>
+    <w:r>
+      <w:instrText xml:space="preserve"> PAGE </w:instrText>
+    </w:r>
+    <w:r>
+      <w:fldChar w:fldCharType="end"/>
+    </w:r>
+  </w:p>
+</w:hdr>
 </file>
 
 <file path=word/numbering.xml><?xml version="1.0" encoding="utf-8"?>

--- a/dicomhdr-user-manual.docx
+++ b/dicomhdr-user-manual.docx
@@ -62,7 +62,7 @@
           <w:b w:val="0"/>
           <w:sz w:val="32"/>
         </w:rPr>
-        <w:t>User Manual  v1.0.6</w:t>
+        <w:t>User Manual  v1.0.7</w:t>
       </w:r>
     </w:p>
     <w:p>
@@ -74,7 +74,7 @@
           <w:b w:val="0"/>
           <w:sz w:val="24"/>
         </w:rPr>
-        <w:t>June 4, 2026</w:t>
+        <w:t>June 8, 2026</w:t>
       </w:r>
     </w:p>
     <w:p>
@@ -211,18 +211,15 @@
     </w:p>
     <w:p>
       <w:r>
-        <w:t xml:space="preserve">Double-click </w:t>
-      </w:r>
-      <w:r>
-        <w:rPr>
-          <w:b/>
-          <w:bCs/>
-        </w:rPr>
-        <w:t xml:space="preserve">dicomhdr.exe</w:t>
-      </w:r>
-      <w:r>
-        <w:t xml:space="preserve"> to launch the application. The main window opens with an empty tag tree and a status bar showing the application version.</w:t>
-      </w:r>
+        <w:t>Double-click dicomhdr.exe to launch the application. The window opens at no less than a quarter of the screen, with an empty tag tree and a status bar showing the application version.</w:t>
+      </w:r>
+      <w:r>
+        <w:rPr>
+          <w:b/>
+          <w:bCs/>
+        </w:rPr>
+      </w:r>
+      <w:r/>
     </w:p>
     <w:p/>
     <w:p>
@@ -283,28 +280,22 @@
     </w:p>
     <w:p>
       <w:r>
-        <w:t xml:space="preserve">Select </w:t>
-      </w:r>
-      <w:r>
-        <w:rPr>
-          <w:b/>
-          <w:bCs/>
-        </w:rPr>
-        <w:t xml:space="preserve">File &gt; Load Folder</w:t>
-      </w:r>
-      <w:r>
-        <w:t xml:space="preserve"> (or press </w:t>
-      </w:r>
-      <w:r>
-        <w:rPr>
-          <w:b/>
-          <w:bCs/>
-        </w:rPr>
-        <w:t xml:space="preserve">Ctrl+Shift+O</w:t>
-      </w:r>
-      <w:r>
-        <w:t xml:space="preserve">) to open a native Windows folder picker. dicomhdr first scans the directory tree to count all DICOM files, then parses them in sequence. A progress bar appears in the status area and advances as each file is loaded; it disappears automatically when the folder load is complete. The file and error counters in the status bar update throughout.</w:t>
-      </w:r>
+        <w:t>Select File &gt; Load Folder (or press Ctrl+Shift+O) to open a native Windows folder picker. dicomhdr walks the chosen directory tree recursively and parses the DICOM files it finds, using multiple CPU cores in parallel for speed. Rows appear in the tree as files are parsed. An animated progress bar is shown in the status area during the load and disappears when it completes; the file and error counters update throughout, and the total load time is shown when the load finishes.</w:t>
+      </w:r>
+      <w:r>
+        <w:rPr>
+          <w:b/>
+          <w:bCs/>
+        </w:rPr>
+      </w:r>
+      <w:r/>
+      <w:r>
+        <w:rPr>
+          <w:b/>
+          <w:bCs/>
+        </w:rPr>
+      </w:r>
+      <w:r/>
     </w:p>
     <w:p/>
     <w:p>
@@ -1721,58 +1712,43 @@
     </w:p>
     <w:p>
       <w:r>
-        <w:t xml:space="preserve">Open the Preferences dialog from </w:t>
-      </w:r>
-      <w:r>
-        <w:rPr>
-          <w:b/>
-          <w:bCs/>
-        </w:rPr>
-        <w:t xml:space="preserve">File &gt; Preferences</w:t>
-      </w:r>
-      <w:r>
-        <w:t xml:space="preserve">. The dialog is divided into two sections: </w:t>
-      </w:r>
-      <w:r>
-        <w:rPr>
-          <w:b/>
-          <w:bCs/>
-        </w:rPr>
-        <w:t xml:space="preserve">UI</w:t>
-      </w:r>
-      <w:r>
-        <w:t xml:space="preserve"> and </w:t>
-      </w:r>
-      <w:r>
-        <w:rPr>
-          <w:b/>
-          <w:bCs/>
-        </w:rPr>
-        <w:t xml:space="preserve">Tag Highlights</w:t>
-      </w:r>
-      <w:r>
-        <w:t xml:space="preserve">. Changes take effect when </w:t>
-      </w:r>
-      <w:r>
-        <w:rPr>
-          <w:b/>
-          <w:bCs/>
-        </w:rPr>
-        <w:t xml:space="preserve">Apply</w:t>
-      </w:r>
-      <w:r>
-        <w:t xml:space="preserve"> is clicked and are written immediately to disk. Clicking </w:t>
-      </w:r>
-      <w:r>
-        <w:rPr>
-          <w:b/>
-          <w:bCs/>
-        </w:rPr>
-        <w:t xml:space="preserve">Cancel</w:t>
-      </w:r>
-      <w:r>
-        <w:t xml:space="preserve"> discards all pending changes.</w:t>
-      </w:r>
+        <w:t>Open the Preferences dialog from File &gt; Preferences. The dialog is divided into three sections, each shown as a titled card: Appearance, Tag Highlights, and Tag Profiles. Changes take effect when Apply is clicked and are written immediately to disk. Clicking Cancel discards all pending changes.</w:t>
+      </w:r>
+      <w:r>
+        <w:rPr>
+          <w:b/>
+          <w:bCs/>
+        </w:rPr>
+      </w:r>
+      <w:r/>
+      <w:r>
+        <w:rPr>
+          <w:b/>
+          <w:bCs/>
+        </w:rPr>
+      </w:r>
+      <w:r/>
+      <w:r>
+        <w:rPr>
+          <w:b/>
+          <w:bCs/>
+        </w:rPr>
+      </w:r>
+      <w:r/>
+      <w:r>
+        <w:rPr>
+          <w:b/>
+          <w:bCs/>
+        </w:rPr>
+      </w:r>
+      <w:r/>
+      <w:r>
+        <w:rPr>
+          <w:b/>
+          <w:bCs/>
+        </w:rPr>
+      </w:r>
+      <w:r/>
     </w:p>
     <w:p/>
     <w:p>
@@ -1780,12 +1756,12 @@
         <w:pStyle w:val="Heading2"/>
       </w:pPr>
       <w:r>
-        <w:t xml:space="preserve">10.1 UI Section</w:t>
-      </w:r>
-    </w:p>
-    <w:p>
-      <w:r>
-        <w:t xml:space="preserve">The UI section controls the visual appearance of the application.</w:t>
+        <w:t>10.1 Appearance</w:t>
+      </w:r>
+    </w:p>
+    <w:p>
+      <w:r>
+        <w:t>The Appearance card controls the visual appearance of the application: the Theme (Light or Dark) and the Tree font used for tag rows.</w:t>
       </w:r>
     </w:p>
     <w:p/>
@@ -1882,12 +1858,12 @@
         <w:pStyle w:val="Heading2"/>
       </w:pPr>
       <w:r>
-        <w:t xml:space="preserve">10.2 Tag Highlights Section</w:t>
-      </w:r>
-    </w:p>
-    <w:p>
-      <w:r>
-        <w:t xml:space="preserve">The Tag Highlights section controls how individual tags are visually distinguished in the tree.</w:t>
+        <w:t>10.2 Tag Highlights</w:t>
+      </w:r>
+    </w:p>
+    <w:p>
+      <w:r>
+        <w:t>The Tag Highlights card controls how individual tags are visually distinguished in the tree. Private tags can be shown in italics, and a Malformed tag colour marks tags whose value representation does not match the DICOM standard.</w:t>
       </w:r>
     </w:p>
     <w:p/>
@@ -2334,41 +2310,30 @@
           <w:b/>
           <w:bCs/>
         </w:rPr>
-        <w:t xml:space="preserve">Left side</w:t>
-      </w:r>
-      <w:r>
-        <w:t xml:space="preserve"> — shows </w:t>
-      </w:r>
-      <w:r>
-        <w:rPr>
-          <w:b/>
-          <w:bCs/>
-        </w:rPr>
-        <w:t>v1.0.6</w:t>
-      </w:r>
-      <w:r>
-        <w:t xml:space="preserve"> when no files are loaded. After files have been opened, this changes to </w:t>
-      </w:r>
-      <w:r>
-        <w:rPr>
-          <w:b/>
-          <w:bCs/>
-        </w:rPr>
-        <w:t xml:space="preserve">Files loaded: N</w:t>
-      </w:r>
-      <w:r>
-        <w:t xml:space="preserve">, where N is the count of successfully parsed files. If any files failed to load, the text additionally shows </w:t>
-      </w:r>
-      <w:r>
-        <w:rPr>
-          <w:b/>
-          <w:bCs/>
-        </w:rPr>
-        <w:t xml:space="preserve">| Errors: M</w:t>
-      </w:r>
-      <w:r>
-        <w:t xml:space="preserve">.</w:t>
-      </w:r>
+        <w:t>Left side – shows v1.0.7 when no files are loaded. After files have been opened, this changes to Files loaded: N, where N is the count of successfully parsed files. If any files failed to load, the text additionally shows | Errors: M. Once a load finishes, the total load time is appended (for example, | loaded in 3.42 s).</w:t>
+      </w:r>
+      <w:r/>
+      <w:r>
+        <w:rPr>
+          <w:b/>
+          <w:bCs/>
+        </w:rPr>
+      </w:r>
+      <w:r/>
+      <w:r>
+        <w:rPr>
+          <w:b/>
+          <w:bCs/>
+        </w:rPr>
+      </w:r>
+      <w:r/>
+      <w:r>
+        <w:rPr>
+          <w:b/>
+          <w:bCs/>
+        </w:rPr>
+      </w:r>
+      <w:r/>
     </w:p>
     <w:p>
       <w:pPr>

--- a/dicomhdr-user-manual.docx
+++ b/dicomhdr-user-manual.docx
@@ -62,7 +62,7 @@
           <w:b w:val="0"/>
           <w:sz w:val="32"/>
         </w:rPr>
-        <w:t>User Manual  v1.0.7</w:t>
+        <w:t>User Manual  v1.0.8</w:t>
       </w:r>
     </w:p>
     <w:p>
@@ -74,7 +74,7 @@
           <w:b w:val="0"/>
           <w:sz w:val="24"/>
         </w:rPr>
-        <w:t>June 8, 2026</w:t>
+        <w:t>June 23, 2026</w:t>
       </w:r>
     </w:p>
     <w:p>
@@ -444,7 +444,17 @@
     <w:p/>
     <w:p>
       <w:r>
-        <w:t>Loaded files are organised hierarchically under four structural levels: Patient &gt; Study &gt; Series &gt; Instance. Each instance node contains the DICOM tags from that file. Instance nodes are labelled by their position within the series: dicomhdr determines the image plane from Image Orientation Patient (0020,0037) and shows the matching coordinate from Image Position Patient (0020,0032) — labelled Axial location, Sagittal location, or Coronal location accordingly. When orientation information is unavailable it falls back to Slice Location (0020,1041), and finally to Instance Number (0020,0013).</w:t>
+        <w:t>Loaded files are organised hierarchically under four structural levels: Patient &gt; Study &gt; Series &gt; Instance. Each instance node contains the DICOM tags from that file.</w:t>
+      </w:r>
+    </w:p>
+    <w:p>
+      <w:r>
+        <w:t>Study nodes are labelled [YYYY-MM-DD] Study Description, using Study Date (0008,0020), and are sorted chronologically (earliest first) within each patient. Studies with no Study Date appear after all dated studies. Series nodes are labelled [HH:MM:SS] Series Description, using Series Time (0008,0031), and are sorted chronologically within each study. Series with no Series Time appear after all timed series.</w:t>
+      </w:r>
+    </w:p>
+    <w:p>
+      <w:r>
+        <w:t>Instance nodes are labelled by their position within the series: dicomhdr determines the image plane from Image Orientation Patient (0020,0037) and shows the matching coordinate from Image Position Patient (0020,0032) – labelled Axial location, Sagittal location, or Coronal location accordingly. When orientation information is unavailable it falls back to Slice Location (0020,1041), and finally to Instance Number (0020,0013).</w:t>
       </w:r>
     </w:p>
     <w:p/>
@@ -2310,7 +2320,7 @@
           <w:b/>
           <w:bCs/>
         </w:rPr>
-        <w:t>Left side – shows v1.0.7 when no files are loaded. After files have been opened, this changes to Files loaded: N, where N is the count of successfully parsed files. If any files failed to load, the text additionally shows | Errors: M. Once a load finishes, the total load time is appended (for example, | loaded in 3.42 s).</w:t>
+        <w:t>Left side – shows v1.0.8 when no files are loaded. After files have been opened, this changes to Files loaded: N, where N is the count of successfully parsed files. If any files failed to load, the text additionally shows | Errors: M. Once a load finishes, the total load time is appended (for example, | loaded in 3.42 s).</w:t>
       </w:r>
       <w:r/>
       <w:r>
